--- a/projects/hackmeridian-rail/outbox/carta-participacao-radox-zis.docx
+++ b/projects/hackmeridian-rail/outbox/carta-participacao-radox-zis.docx
@@ -65,7 +65,7 @@
           <w:sz-cs w:val="32"/>
           <w:spacing w:val="0"/>
         </w:rPr>
-        <w:t xml:space="preserve">Radox, represented by its founder Pedro Wakigawa Saragossy, is taking part in the ZIS Rio–Miami initiative. This letter confirms Radox's participation. It creates no financial obligation and grants no exclusivity.</w:t>
+        <w:t xml:space="preserve">Radox, represented by its founder Pedro Wakigawa Saragossy, is part of the ZIS Rio–Miami project. This letter confirms Radox's participation in the project. It creates no financial obligation and grants no exclusivity.</w:t>
       </w:r>
     </w:p>
     <w:p>
